--- a/docs/Oros - CKM Data Readiness - Technical Specification.docx
+++ b/docs/Oros - CKM Data Readiness - Technical Specification.docx
@@ -569,7 +569,7 @@
                 <w:sz w:val="22"/>
                 <w:szCs w:val="22"/>
               </w:rPr>
-              <w:t xml:space="preserve">Pipeline layers (layer1–layer5) are implementation references indicating where in the technical pipeline a check is applied. They do not define the primary structure of evaluation, which remains variable-level and use-case-level. The check_scope field (Section 2, Table 1) is the explicit mapping that bridges the check registry to the Data Model.</w:t>
+              <w:t xml:space="preserve">Pipeline layers (layer1–layer5) are implementation references indicating where in the technical pipeline a check is applied. They do not define the primary structure of evaluation, which remains variable-level and use-case-level. The check_scope field (Section 2, Table 1) is the explicit mapping that bridges the check registry to the Data Model. In readiness-model terms, Foundational readiness (Phase 1) checks correspond to Parse and Normalize, and Fit-for-purpose readiness (Phase 2) checks correspond to use-case Score; see Methodology Architecture, Section 6, for the canonical two-phase model.</w:t>
             </w:r>
           </w:p>
         </w:tc>
@@ -10198,6 +10198,37 @@
     </w:p>
     <w:p>
       <w:pPr>
+        <w:spacing w:after="160"/>
+      </w:pPr>
+      <w:r>
+        <w:rPr>
+          <w:rFonts w:ascii="Arial" w:cs="Arial" w:eastAsia="Arial" w:hAnsi="Arial"/>
+          <w:b/>
+          <w:bCs/>
+          <w:i/>
+          <w:iCs/>
+          <w:color w:val="404040"/>
+          <w:sz w:val="22"/>
+          <w:szCs w:val="22"/>
+        </w:rPr>
+        <w:t xml:space="preserve">June 25 demo scope note. </w:t>
+      </w:r>
+      <w:r>
+        <w:rPr>
+          <w:rFonts w:ascii="Arial" w:cs="Arial" w:eastAsia="Arial" w:hAnsi="Arial"/>
+          <w:b w:val="false"/>
+          <w:bCs w:val="false"/>
+          <w:i/>
+          <w:iCs/>
+          <w:color w:val="404040"/>
+          <w:sz w:val="22"/>
+          <w:szCs w:val="22"/>
+        </w:rPr>
+        <w:t xml:space="preserve">The table below shows the architectural set of use cases. For the June 25 demo, implementation status varies by the three-state model in the June 25 POC Scope Lock. Diabetes Risk Stratification is Implemented (full pathway logic, real scoring). Clinical Quality + VBC Reporting, Care Coordination, and Hypertension Risk Stratification are Demonstrated (stub) — real checks, bugs, and remediation routing run, with limited (boolean) execution logic. Heart Failure Monitoring is Architectural — cohort data exists but no executing use case is demonstrated. The rows below describe the methodology’s evaluation logic, not a June 25 build commitment for every row.</w:t>
+      </w:r>
+    </w:p>
+    <w:p>
+      <w:pPr>
         <w:spacing w:after="100"/>
       </w:pPr>
       <w:r>
@@ -10772,7 +10803,7 @@
                 <w:sz w:val="19"/>
                 <w:szCs w:val="19"/>
               </w:rPr>
-              <w:t xml:space="preserve">VBC Reporting</w:t>
+              <w:t xml:space="preserve">Clinical Quality + VBC Reporting</w:t>
             </w:r>
           </w:p>
         </w:tc>
